--- a/Knowledge/3-Work knowledge/1-Software Engineering/1-Testing/4-Multi Sources/1-ISTQB Foundation Level/Testing Dragons - Manual Testing Using Agile & JIRA/Source.docx
+++ b/Knowledge/3-Work knowledge/1-Software Engineering/1-Testing/4-Multi Sources/1-ISTQB Foundation Level/Testing Dragons - Manual Testing Using Agile & JIRA/Source.docx
@@ -16,139 +16,111 @@
       </w:pPr>
       <w:r>
         <w:rPr>
-          <w:b/>
           <w:bCs/>
         </w:rPr>
-        <w:t>* Download Name</w:t>
-      </w:r>
-      <w:r>
-        <w:t xml:space="preserve">: </w:t>
-      </w:r>
-      <w:r>
-        <w:t>[</w:t>
-      </w:r>
-      <w:r>
-        <w:t>Manual Testing with Agile and JIRA - Lecture 0 - Intro to Course</w:t>
-      </w:r>
-      <w:r>
-        <w:t>.</w:t>
-      </w:r>
-      <w:r>
-        <w:t xml:space="preserve"> mp4</w:t>
-      </w:r>
-      <w:r>
-        <w:t>] [</w:t>
-      </w:r>
-      <w:r>
-        <w:t>Manual Testing with Agile and JIRA - Lecture 0 - Intro to Course</w:t>
-      </w:r>
-      <w:r>
-        <w:t>]</w:t>
-      </w:r>
-      <w:r>
-        <w:br/>
-        <w:t xml:space="preserve">* </w:t>
-      </w:r>
-      <w:r>
-        <w:rPr>
-          <w:b/>
+        <w:t>*</w:t>
+      </w:r>
+      <w:r>
+        <w:rPr>
+          <w:b/>
+        </w:rPr>
+        <w:t xml:space="preserve"> Source ID: </w:t>
+      </w:r>
+      <w:r>
+        <w:rPr>
           <w:bCs/>
         </w:rPr>
-        <w:t>Download Type</w:t>
-      </w:r>
-      <w:r>
-        <w:t xml:space="preserve">: </w:t>
-      </w:r>
-      <w:r>
-        <w:t>Video</w:t>
-      </w:r>
-      <w:r>
-        <w:br/>
-        <w:t xml:space="preserve">* </w:t>
-      </w:r>
-      <w:r>
-        <w:rPr>
-          <w:b/>
-          <w:bCs/>
-        </w:rPr>
-        <w:t>Source Type</w:t>
+        <w:t>235</w:t>
+      </w:r>
+      <w:r>
+        <w:br/>
+        <w:t xml:space="preserve">* </w:t>
+      </w:r>
+      <w:r>
+        <w:rPr>
+          <w:b/>
+        </w:rPr>
+        <w:t>Content Title</w:t>
+      </w:r>
+      <w:r>
+        <w:t>: [Manual Testing with Agile and JIRA - Lecture 0 - Intro to Course. mp4] [Manual Testing with Agile and JIRA - Lecture 0 - Intro to Course]</w:t>
+      </w:r>
+      <w:r>
+        <w:br/>
+        <w:t xml:space="preserve">* </w:t>
+      </w:r>
+      <w:r>
+        <w:rPr>
+          <w:b/>
+        </w:rPr>
+        <w:t>Content Type</w:t>
+      </w:r>
+      <w:r>
+        <w:t>: Video</w:t>
+      </w:r>
+      <w:r>
+        <w:br/>
+        <w:t xml:space="preserve">* </w:t>
+      </w:r>
+      <w:r>
+        <w:rPr>
+          <w:b/>
+        </w:rPr>
+        <w:t>Domain</w:t>
       </w:r>
       <w:r>
         <w:t>: Educational</w:t>
       </w:r>
       <w:r>
         <w:br/>
-      </w:r>
-      <w:r>
-        <w:t xml:space="preserve">* </w:t>
-      </w:r>
-      <w:r>
-        <w:rPr>
-          <w:b/>
-          <w:bCs/>
+        <w:t xml:space="preserve">* </w:t>
+      </w:r>
+      <w:r>
+        <w:rPr>
+          <w:b/>
         </w:rPr>
         <w:t>Source Platform</w:t>
       </w:r>
       <w:r>
-        <w:t xml:space="preserve">: </w:t>
-      </w:r>
-      <w:r>
-        <w:t>Platform: YouTube (https://www.youtube.com)</w:t>
-      </w:r>
-      <w:r>
-        <w:br/>
-        <w:t xml:space="preserve">* </w:t>
-      </w:r>
-      <w:r>
-        <w:rPr>
-          <w:b/>
-          <w:bCs/>
-        </w:rPr>
-        <w:t>Download Source</w:t>
-      </w:r>
-      <w:r>
-        <w:rPr>
-          <w:b/>
-          <w:bCs/>
-        </w:rPr>
+        <w:t>: Platform: YouTube (https://www.youtube.com)</w:t>
+      </w:r>
+      <w:r>
+        <w:br/>
+        <w:t xml:space="preserve">* </w:t>
+      </w:r>
+      <w:r>
+        <w:rPr>
+          <w:b/>
+        </w:rPr>
+        <w:t>Source Reference</w:t>
+      </w:r>
+      <w:r>
         <w:t xml:space="preserve">: </w:t>
       </w:r>
       <w:hyperlink r:id="rId5" w:history="1">
         <w:r>
           <w:rPr>
             <w:rStyle w:val="Hyperlink"/>
-            <w:b/>
-            <w:bCs/>
           </w:rPr>
           <w:t>https://www.youtube.com/@testingdragons7574</w:t>
         </w:r>
       </w:hyperlink>
       <w:r>
-        <w:rPr>
-          <w:b/>
-          <w:bCs/>
-        </w:rPr>
-        <w:t xml:space="preserve"> -&gt;</w:t>
-      </w:r>
-      <w:r>
-        <w:t xml:space="preserve"> </w:t>
+        <w:t xml:space="preserve"> -&gt; </w:t>
+      </w:r>
+      <w:r>
+        <w:br/>
       </w:r>
       <w:hyperlink r:id="rId6" w:history="1">
         <w:r>
           <w:rPr>
             <w:rStyle w:val="Hyperlink"/>
           </w:rPr>
-          <w:br/>
           <w:t>https://www.youtube.com/watch?v=KS3R1-ULBys&amp;list=PLq9CbkUyVZ56qO7Xv2jI7-IVqX4Yw4M9x</w:t>
         </w:r>
-        <w:r>
-          <w:rPr>
-            <w:rStyle w:val="Hyperlink"/>
-          </w:rPr>
-          <w:br/>
-        </w:r>
       </w:hyperlink>
       <w:r>
+        <w:br/>
         <w:t xml:space="preserve">* </w:t>
       </w:r>
       <w:r>
@@ -156,18 +128,16 @@
           <w:b/>
           <w:bCs/>
         </w:rPr>
-        <w:t>Download Server / Mirror</w:t>
+        <w:t>Source Type</w:t>
       </w:r>
       <w:r>
         <w:t xml:space="preserve">: </w:t>
       </w:r>
       <w:r>
-        <w:t>https://www.youtube.com [YouTube Server]</w:t>
-      </w:r>
-      <w:r>
-        <w:br/>
-      </w:r>
-      <w:r>
+        <w:t>Downloaded</w:t>
+      </w:r>
+      <w:r>
+        <w:br/>
         <w:t xml:space="preserve">* </w:t>
       </w:r>
       <w:r>
@@ -175,113 +145,107 @@
           <w:b/>
           <w:bCs/>
         </w:rPr>
-        <w:t>Download Method</w:t>
+        <w:t>Source Nature:</w:t>
+      </w:r>
+      <w:r>
+        <w:t xml:space="preserve"> </w:t>
+      </w:r>
+      <w:r>
+        <w:t>D</w:t>
+      </w:r>
+      <w:r>
+        <w:t>igital</w:t>
+      </w:r>
+      <w:r>
+        <w:br/>
+        <w:t xml:space="preserve">* </w:t>
+      </w:r>
+      <w:r>
+        <w:rPr>
+          <w:b/>
+        </w:rPr>
+        <w:t>Storage Host</w:t>
+      </w:r>
+      <w:r>
+        <w:t>: https://www.youtube.com [YouTube Server]</w:t>
+      </w:r>
+      <w:r>
+        <w:br/>
+        <w:t xml:space="preserve">* </w:t>
+      </w:r>
+      <w:r>
+        <w:rPr>
+          <w:b/>
+        </w:rPr>
+        <w:t>Acquisition Method</w:t>
+      </w:r>
+      <w:r>
+        <w:t>: Browser Extension: IDM Integration Module (https://chromewebstore.google.com/detail/idm-integration-module/ngpampappnmepgilojfohadhhmbhlaek) [Used to download YouTube videos directly]</w:t>
+      </w:r>
+      <w:r>
+        <w:br/>
+        <w:t xml:space="preserve">* </w:t>
+      </w:r>
+      <w:r>
+        <w:rPr>
+          <w:b/>
+        </w:rPr>
+        <w:t>File Format</w:t>
+      </w:r>
+      <w:r>
+        <w:t>: .mp4</w:t>
+      </w:r>
+      <w:r>
+        <w:br/>
+        <w:t xml:space="preserve">* </w:t>
+      </w:r>
+      <w:r>
+        <w:rPr>
+          <w:b/>
+        </w:rPr>
+        <w:t>Content Quality</w:t>
+      </w:r>
+      <w:r>
+        <w:t>: 1080p HD</w:t>
+      </w:r>
+      <w:r>
+        <w:br/>
+        <w:t xml:space="preserve">* </w:t>
+      </w:r>
+      <w:r>
+        <w:rPr>
+          <w:b/>
+        </w:rPr>
+        <w:t>Acquisition Date</w:t>
+      </w:r>
+      <w:r>
+        <w:t>: 10/8/2025</w:t>
+      </w:r>
+      <w:r>
+        <w:br/>
+        <w:t xml:space="preserve">* </w:t>
+      </w:r>
+      <w:r>
+        <w:rPr>
+          <w:b/>
+        </w:rPr>
+        <w:t>Storage Location</w:t>
+      </w:r>
+      <w:r>
+        <w:t>: StorageType: Cloud -&gt; Platform: GitHub -&gt; Account: topicsscience -&gt; Repository: kingdomheartsknowledge -&gt; Path: Knowledge/3-Work knowledge/1-Software Engineering/1-Testing/..</w:t>
+      </w:r>
+      <w:r>
+        <w:br/>
+        <w:t xml:space="preserve">* </w:t>
+      </w:r>
+      <w:r>
+        <w:rPr>
+          <w:b/>
+        </w:rPr>
+        <w:t>Notes</w:t>
       </w:r>
       <w:r>
         <w:t xml:space="preserve">: </w:t>
-      </w:r>
-      <w:r>
-        <w:t>Browser Extension: IDM Integration Module (https://chromewebstore.google.com/detail/idm-integration-module/ngpampappnmepgilojfohadhhmbhlaek) [Used to download YouTube videos directly]</w:t>
-      </w:r>
-      <w:r>
-        <w:br/>
-      </w:r>
-      <w:r>
-        <w:t xml:space="preserve">* </w:t>
-      </w:r>
-      <w:r>
-        <w:rPr>
-          <w:b/>
-          <w:bCs/>
-        </w:rPr>
-        <w:t>Download Format</w:t>
-      </w:r>
-      <w:r>
-        <w:t xml:space="preserve">: </w:t>
-      </w:r>
-      <w:r>
-        <w:t>.mp4</w:t>
-      </w:r>
-      <w:r>
-        <w:br/>
-        <w:t xml:space="preserve">* </w:t>
-      </w:r>
-      <w:r>
-        <w:rPr>
-          <w:b/>
-          <w:bCs/>
-        </w:rPr>
-        <w:t>Download Quality</w:t>
-      </w:r>
-      <w:r>
-        <w:t xml:space="preserve">: </w:t>
-      </w:r>
-      <w:r>
-        <w:t>1080</w:t>
-      </w:r>
-      <w:r>
-        <w:t>p</w:t>
-      </w:r>
-      <w:r>
-        <w:t xml:space="preserve"> HD</w:t>
-      </w:r>
-      <w:r>
-        <w:br/>
-        <w:t xml:space="preserve">* </w:t>
-      </w:r>
-      <w:r>
-        <w:rPr>
-          <w:b/>
-          <w:bCs/>
-        </w:rPr>
-        <w:t>Download Date</w:t>
-      </w:r>
-      <w:r>
-        <w:t xml:space="preserve">: </w:t>
-      </w:r>
-      <w:r>
-        <w:t>10</w:t>
-      </w:r>
-      <w:r>
-        <w:t>/</w:t>
-      </w:r>
-      <w:r>
-        <w:t>8</w:t>
-      </w:r>
-      <w:r>
-        <w:t>/2025</w:t>
-      </w:r>
-      <w:r>
-        <w:br/>
-      </w:r>
-      <w:r>
-        <w:t xml:space="preserve">* </w:t>
-      </w:r>
-      <w:r>
-        <w:rPr>
-          <w:b/>
-          <w:bCs/>
-        </w:rPr>
-        <w:t>Saved Location</w:t>
-      </w:r>
-      <w:r>
-        <w:t xml:space="preserve">: </w:t>
-      </w:r>
-      <w:r>
-        <w:t>StorageType: Cloud -&gt; Platform: GitHub -&gt; Account: topicsscience -&gt; Repository: kingdomheartsknowledge -&gt; Path: Knowledge/3-Work knowledge/1-Software Engineering/1-Testing/..</w:t>
-      </w:r>
-      <w:r>
-        <w:br/>
-      </w:r>
-      <w:r>
-        <w:t xml:space="preserve">* </w:t>
-      </w:r>
-      <w:r>
-        <w:rPr>
-          <w:b/>
-          <w:bCs/>
-        </w:rPr>
-        <w:t xml:space="preserve">Notes: </w:t>
       </w:r>
     </w:p>
     <w:p/>
@@ -299,138 +263,108 @@
       </w:pPr>
       <w:r>
         <w:rPr>
-          <w:b/>
           <w:bCs/>
         </w:rPr>
-        <w:t>* Download Name</w:t>
-      </w:r>
-      <w:r>
-        <w:t xml:space="preserve">: </w:t>
-      </w:r>
-      <w:r>
-        <w:t>[</w:t>
-      </w:r>
-      <w:r>
-        <w:t>Manual Testing with Agile and JIRA - Lecture 1- Intro to Agile, Scrum _ How to write_read User Story.mp4</w:t>
-      </w:r>
-      <w:r>
-        <w:t xml:space="preserve"> -&gt; </w:t>
-      </w:r>
-      <w:r>
-        <w:t>Lecture 1- Intro to Agile, Scrum _ How to write_read User Story.mp4</w:t>
-      </w:r>
-      <w:r>
-        <w:t>] [</w:t>
-      </w:r>
-      <w:r>
-        <w:t>Manual Testing with Agile and JIRA - Lecture 1- Intro to Agile, Scrum &amp; How to write/read User Story</w:t>
-      </w:r>
-      <w:r>
-        <w:t>]</w:t>
-      </w:r>
-      <w:r>
-        <w:br/>
-        <w:t xml:space="preserve">* </w:t>
-      </w:r>
-      <w:r>
-        <w:rPr>
-          <w:b/>
+        <w:t>*</w:t>
+      </w:r>
+      <w:r>
+        <w:rPr>
+          <w:b/>
+        </w:rPr>
+        <w:t xml:space="preserve"> Source ID: </w:t>
+      </w:r>
+      <w:r>
+        <w:rPr>
           <w:bCs/>
         </w:rPr>
-        <w:t>Download Type</w:t>
-      </w:r>
-      <w:r>
-        <w:t xml:space="preserve">: </w:t>
-      </w:r>
-      <w:r>
-        <w:t>Video</w:t>
-      </w:r>
-      <w:r>
-        <w:br/>
-        <w:t xml:space="preserve">* </w:t>
-      </w:r>
-      <w:r>
-        <w:rPr>
-          <w:b/>
-          <w:bCs/>
-        </w:rPr>
-        <w:t>Source Type</w:t>
+        <w:t>236</w:t>
+      </w:r>
+      <w:r>
+        <w:br/>
+        <w:t xml:space="preserve">* </w:t>
+      </w:r>
+      <w:r>
+        <w:rPr>
+          <w:b/>
+        </w:rPr>
+        <w:t>Content Title</w:t>
+      </w:r>
+      <w:r>
+        <w:t>: [Manual Testing with Agile and JIRA - Lecture 1- Intro to Agile, Scrum _ How to write_read User Story.mp4 -&gt; Lecture 1- Intro to Agile, Scrum _ How to write_read User Story.mp4] [Manual Testing with Agile and JIRA - Lecture 1- Intro to Agile, Scrum &amp; How to write/read User Story]</w:t>
+      </w:r>
+      <w:r>
+        <w:br/>
+        <w:t xml:space="preserve">* </w:t>
+      </w:r>
+      <w:r>
+        <w:rPr>
+          <w:b/>
+        </w:rPr>
+        <w:t>Content Type</w:t>
+      </w:r>
+      <w:r>
+        <w:t>: Video</w:t>
+      </w:r>
+      <w:r>
+        <w:br/>
+        <w:t xml:space="preserve">* </w:t>
+      </w:r>
+      <w:r>
+        <w:rPr>
+          <w:b/>
+        </w:rPr>
+        <w:t>Domain</w:t>
       </w:r>
       <w:r>
         <w:t>: Educational</w:t>
       </w:r>
       <w:r>
         <w:br/>
-      </w:r>
-      <w:r>
-        <w:t xml:space="preserve">* </w:t>
-      </w:r>
-      <w:r>
-        <w:rPr>
-          <w:b/>
-          <w:bCs/>
+        <w:t xml:space="preserve">* </w:t>
+      </w:r>
+      <w:r>
+        <w:rPr>
+          <w:b/>
         </w:rPr>
         <w:t>Source Platform</w:t>
       </w:r>
       <w:r>
-        <w:t xml:space="preserve">: </w:t>
-      </w:r>
-      <w:r>
-        <w:t>Platform: YouTube (https://www.youtube.com)</w:t>
-      </w:r>
-      <w:r>
-        <w:br/>
-        <w:t xml:space="preserve">* </w:t>
-      </w:r>
-      <w:r>
-        <w:rPr>
-          <w:b/>
-          <w:bCs/>
-        </w:rPr>
-        <w:t>Download Source</w:t>
-      </w:r>
-      <w:r>
-        <w:rPr>
-          <w:b/>
-          <w:bCs/>
-        </w:rPr>
+        <w:t>: Platform: YouTube (https://www.youtube.com)</w:t>
+      </w:r>
+      <w:r>
+        <w:br/>
+        <w:t xml:space="preserve">* </w:t>
+      </w:r>
+      <w:r>
+        <w:rPr>
+          <w:b/>
+        </w:rPr>
+        <w:t>Source Reference</w:t>
+      </w:r>
+      <w:r>
         <w:t xml:space="preserve">: </w:t>
       </w:r>
       <w:hyperlink r:id="rId7" w:history="1">
         <w:r>
           <w:rPr>
             <w:rStyle w:val="Hyperlink"/>
-            <w:b/>
-            <w:bCs/>
           </w:rPr>
           <w:t>https://www.youtube.com/@testingdragons7574</w:t>
         </w:r>
       </w:hyperlink>
       <w:r>
-        <w:rPr>
-          <w:b/>
-          <w:bCs/>
-        </w:rPr>
-        <w:t xml:space="preserve"> -&gt;</w:t>
-      </w:r>
-      <w:r>
-        <w:t xml:space="preserve"> </w:t>
-      </w:r>
-      <w:r>
-        <w:t xml:space="preserve"> </w:t>
+        <w:t xml:space="preserve"> -&gt;   </w:t>
       </w:r>
       <w:hyperlink r:id="rId8" w:history="1">
         <w:r>
           <w:rPr>
             <w:rStyle w:val="Hyperlink"/>
           </w:rPr>
-          <w:t xml:space="preserve"> https://www.youtube.com/watch?v=8TsxA13Pqik&amp;list=PLq9CbkUyVZ56qO7Xv2jI7-IVqX4Yw4M9x&amp;index=2</w:t>
+          <w:t>https://www.youtube.com/watch?v=8TsxA13Pqik&amp;list=PLq9CbkUyVZ56qO7Xv2jI7-IVqX4Yw4M9x&amp;index=2</w:t>
         </w:r>
       </w:hyperlink>
       <w:r>
         <w:br/>
-      </w:r>
-      <w:r>
         <w:t xml:space="preserve">* </w:t>
       </w:r>
       <w:r>
@@ -438,18 +372,16 @@
           <w:b/>
           <w:bCs/>
         </w:rPr>
-        <w:t>Download Server / Mirror</w:t>
+        <w:t>Source Type</w:t>
       </w:r>
       <w:r>
         <w:t xml:space="preserve">: </w:t>
       </w:r>
       <w:r>
-        <w:t>https://www.youtube.com [YouTube Server]</w:t>
-      </w:r>
-      <w:r>
-        <w:br/>
-      </w:r>
-      <w:r>
+        <w:t>Downloaded</w:t>
+      </w:r>
+      <w:r>
+        <w:br/>
         <w:t xml:space="preserve">* </w:t>
       </w:r>
       <w:r>
@@ -457,110 +389,110 @@
           <w:b/>
           <w:bCs/>
         </w:rPr>
-        <w:t>Download Method</w:t>
+        <w:t>Source Nature:</w:t>
+      </w:r>
+      <w:r>
+        <w:t xml:space="preserve"> </w:t>
+      </w:r>
+      <w:r>
+        <w:t>D</w:t>
+      </w:r>
+      <w:r>
+        <w:t>igital</w:t>
+      </w:r>
+      <w:r>
+        <w:br/>
+      </w:r>
+      <w:r>
+        <w:lastRenderedPageBreak/>
+        <w:t xml:space="preserve">* </w:t>
+      </w:r>
+      <w:r>
+        <w:rPr>
+          <w:b/>
+        </w:rPr>
+        <w:t>Storage Host</w:t>
+      </w:r>
+      <w:r>
+        <w:t>: https://www.youtube.com [YouTube Server]</w:t>
+      </w:r>
+      <w:r>
+        <w:br/>
+        <w:t xml:space="preserve">* </w:t>
+      </w:r>
+      <w:r>
+        <w:rPr>
+          <w:b/>
+        </w:rPr>
+        <w:t>Acquisition Method</w:t>
+      </w:r>
+      <w:r>
+        <w:t>: Browser Extension: IDM Integration Module (https://chromewebstore.google.com/detail/idm-integration-module/ngpampappnmepgilojfohadhhmbhlaek) [Used to download YouTube videos directly]</w:t>
+      </w:r>
+      <w:r>
+        <w:br/>
+        <w:t xml:space="preserve">* </w:t>
+      </w:r>
+      <w:r>
+        <w:rPr>
+          <w:b/>
+        </w:rPr>
+        <w:t>File Format</w:t>
+      </w:r>
+      <w:r>
+        <w:t>: .mp4</w:t>
+      </w:r>
+      <w:r>
+        <w:br/>
+        <w:t xml:space="preserve">* </w:t>
+      </w:r>
+      <w:r>
+        <w:rPr>
+          <w:b/>
+        </w:rPr>
+        <w:t>Content Quality</w:t>
+      </w:r>
+      <w:r>
+        <w:t>: 1080p HD</w:t>
+      </w:r>
+      <w:r>
+        <w:br/>
+        <w:t xml:space="preserve">* </w:t>
+      </w:r>
+      <w:r>
+        <w:rPr>
+          <w:b/>
+        </w:rPr>
+        <w:t>Acquisition Date</w:t>
+      </w:r>
+      <w:r>
+        <w:t>: 10/8/2025</w:t>
+      </w:r>
+      <w:r>
+        <w:br/>
+        <w:t xml:space="preserve">* </w:t>
+      </w:r>
+      <w:r>
+        <w:rPr>
+          <w:b/>
+        </w:rPr>
+        <w:t>Storage Location</w:t>
+      </w:r>
+      <w:r>
+        <w:t>: StorageType: Cloud -&gt; Platform: GitHub -&gt; Account: topicsscience -&gt; Repository: kingdomheartsknowledge -&gt; Path: Knowledge/3-Work knowledge/1-Software Engineering/1-Testing/..</w:t>
+      </w:r>
+      <w:r>
+        <w:br/>
+        <w:t xml:space="preserve">* </w:t>
+      </w:r>
+      <w:r>
+        <w:rPr>
+          <w:b/>
+        </w:rPr>
+        <w:t>Notes</w:t>
       </w:r>
       <w:r>
         <w:t xml:space="preserve">: </w:t>
-      </w:r>
-      <w:r>
-        <w:t>Browser Extension: IDM Integration Module (https://chromewebstore.google.com/detail/idm-integration-module/ngpampappnmepgilojfohadhhmbhlaek) [Used to download YouTube videos directly]</w:t>
-      </w:r>
-      <w:r>
-        <w:br/>
-      </w:r>
-      <w:r>
-        <w:t xml:space="preserve">* </w:t>
-      </w:r>
-      <w:r>
-        <w:rPr>
-          <w:b/>
-          <w:bCs/>
-        </w:rPr>
-        <w:t>Download Format</w:t>
-      </w:r>
-      <w:r>
-        <w:t xml:space="preserve">: </w:t>
-      </w:r>
-      <w:r>
-        <w:t>.mp4</w:t>
-      </w:r>
-      <w:r>
-        <w:br/>
-      </w:r>
-      <w:r>
-        <w:lastRenderedPageBreak/>
-        <w:t xml:space="preserve">* </w:t>
-      </w:r>
-      <w:r>
-        <w:rPr>
-          <w:b/>
-          <w:bCs/>
-        </w:rPr>
-        <w:t>Download Quality</w:t>
-      </w:r>
-      <w:r>
-        <w:t xml:space="preserve">: </w:t>
-      </w:r>
-      <w:r>
-        <w:t>1080p HD</w:t>
-      </w:r>
-      <w:r>
-        <w:br/>
-        <w:t xml:space="preserve">* </w:t>
-      </w:r>
-      <w:r>
-        <w:rPr>
-          <w:b/>
-          <w:bCs/>
-        </w:rPr>
-        <w:t>Download Date</w:t>
-      </w:r>
-      <w:r>
-        <w:t xml:space="preserve">: </w:t>
-      </w:r>
-      <w:r>
-        <w:t>10</w:t>
-      </w:r>
-      <w:r>
-        <w:t>/</w:t>
-      </w:r>
-      <w:r>
-        <w:t>8</w:t>
-      </w:r>
-      <w:r>
-        <w:t>/2025</w:t>
-      </w:r>
-      <w:r>
-        <w:br/>
-      </w:r>
-      <w:r>
-        <w:t xml:space="preserve">* </w:t>
-      </w:r>
-      <w:r>
-        <w:rPr>
-          <w:b/>
-          <w:bCs/>
-        </w:rPr>
-        <w:t>Saved Location</w:t>
-      </w:r>
-      <w:r>
-        <w:t xml:space="preserve">: </w:t>
-      </w:r>
-      <w:r>
-        <w:t>StorageType: Cloud -&gt; Platform: GitHub -&gt; Account: topicsscience -&gt; Repository: kingdomheartsknowledge -&gt; Path: Knowledge/3-Work knowledge/1-Software Engineering/1-Testing/..</w:t>
-      </w:r>
-      <w:r>
-        <w:br/>
-      </w:r>
-      <w:r>
-        <w:t xml:space="preserve">* </w:t>
-      </w:r>
-      <w:r>
-        <w:rPr>
-          <w:b/>
-          <w:bCs/>
-        </w:rPr>
-        <w:t xml:space="preserve">Notes: </w:t>
       </w:r>
     </w:p>
     <w:p/>
@@ -578,125 +510,97 @@
       </w:pPr>
       <w:r>
         <w:rPr>
-          <w:b/>
           <w:bCs/>
         </w:rPr>
-        <w:t>* Download Name</w:t>
-      </w:r>
-      <w:r>
-        <w:t xml:space="preserve">: </w:t>
-      </w:r>
-      <w:r>
-        <w:t>[</w:t>
-      </w:r>
-      <w:r>
-        <w:t>Manual Testing with Agile and JIRA - Lecture 2- How to Write Test Cases for User Story.mp4</w:t>
-      </w:r>
-      <w:r>
-        <w:t xml:space="preserve"> -&gt; </w:t>
-      </w:r>
-      <w:r>
-        <w:t>Lecture 2- How to Write Test Cases for User Story.mp4</w:t>
-      </w:r>
-      <w:r>
-        <w:t>] [</w:t>
-      </w:r>
-      <w:r>
-        <w:t>Manual Testing with Agile and JIRA - Lecture 2- How to Write Test Cases for User Story</w:t>
-      </w:r>
-      <w:r>
-        <w:t>]</w:t>
-      </w:r>
-      <w:r>
-        <w:br/>
-        <w:t xml:space="preserve">* </w:t>
-      </w:r>
-      <w:r>
-        <w:rPr>
-          <w:b/>
+        <w:t>*</w:t>
+      </w:r>
+      <w:r>
+        <w:rPr>
+          <w:b/>
+        </w:rPr>
+        <w:t xml:space="preserve"> Source ID: </w:t>
+      </w:r>
+      <w:r>
+        <w:rPr>
           <w:bCs/>
         </w:rPr>
-        <w:t>Download Type</w:t>
-      </w:r>
-      <w:r>
-        <w:t xml:space="preserve">: </w:t>
-      </w:r>
-      <w:r>
-        <w:t>Video</w:t>
-      </w:r>
-      <w:r>
-        <w:br/>
-        <w:t xml:space="preserve">* </w:t>
-      </w:r>
-      <w:r>
-        <w:rPr>
-          <w:b/>
-          <w:bCs/>
-        </w:rPr>
-        <w:t>Source Type</w:t>
+        <w:t>237</w:t>
+      </w:r>
+      <w:r>
+        <w:br/>
+        <w:t xml:space="preserve">* </w:t>
+      </w:r>
+      <w:r>
+        <w:rPr>
+          <w:b/>
+        </w:rPr>
+        <w:t>Content Title</w:t>
+      </w:r>
+      <w:r>
+        <w:t>: [Manual Testing with Agile and JIRA - Lecture 2- How to Write Test Cases for User Story.mp4 -&gt; Lecture 2- How to Write Test Cases for User Story.mp4] [Manual Testing with Agile and JIRA - Lecture 2- How to Write Test Cases for User Story]</w:t>
+      </w:r>
+      <w:r>
+        <w:br/>
+        <w:t xml:space="preserve">* </w:t>
+      </w:r>
+      <w:r>
+        <w:rPr>
+          <w:b/>
+        </w:rPr>
+        <w:t>Content Type</w:t>
+      </w:r>
+      <w:r>
+        <w:t>: Video</w:t>
+      </w:r>
+      <w:r>
+        <w:br/>
+        <w:t xml:space="preserve">* </w:t>
+      </w:r>
+      <w:r>
+        <w:rPr>
+          <w:b/>
+        </w:rPr>
+        <w:t>Domain</w:t>
       </w:r>
       <w:r>
         <w:t>: Educational</w:t>
       </w:r>
       <w:r>
         <w:br/>
-      </w:r>
-      <w:r>
-        <w:t xml:space="preserve">* </w:t>
-      </w:r>
-      <w:r>
-        <w:rPr>
-          <w:b/>
-          <w:bCs/>
+        <w:t xml:space="preserve">* </w:t>
+      </w:r>
+      <w:r>
+        <w:rPr>
+          <w:b/>
         </w:rPr>
         <w:t>Source Platform</w:t>
       </w:r>
       <w:r>
-        <w:t xml:space="preserve">: </w:t>
-      </w:r>
-      <w:r>
-        <w:t>Platform: YouTube (https://www.youtube.com)</w:t>
-      </w:r>
-      <w:r>
-        <w:br/>
-        <w:t xml:space="preserve">* </w:t>
-      </w:r>
-      <w:r>
-        <w:rPr>
-          <w:b/>
-          <w:bCs/>
-        </w:rPr>
-        <w:t>Download Source</w:t>
-      </w:r>
-      <w:r>
-        <w:rPr>
-          <w:b/>
-          <w:bCs/>
-        </w:rPr>
+        <w:t>: Platform: YouTube (https://www.youtube.com)</w:t>
+      </w:r>
+      <w:r>
+        <w:br/>
+        <w:t xml:space="preserve">* </w:t>
+      </w:r>
+      <w:r>
+        <w:rPr>
+          <w:b/>
+        </w:rPr>
+        <w:t>Source Reference</w:t>
+      </w:r>
+      <w:r>
         <w:t xml:space="preserve">: </w:t>
       </w:r>
       <w:hyperlink r:id="rId9" w:history="1">
         <w:r>
           <w:rPr>
             <w:rStyle w:val="Hyperlink"/>
-            <w:b/>
-            <w:bCs/>
           </w:rPr>
           <w:t>https://www.youtube.com/@testingdragons7574</w:t>
         </w:r>
       </w:hyperlink>
       <w:r>
-        <w:rPr>
-          <w:b/>
-          <w:bCs/>
-        </w:rPr>
-        <w:t xml:space="preserve"> -&gt;</w:t>
-      </w:r>
-      <w:r>
-        <w:t xml:space="preserve"> </w:t>
-      </w:r>
-      <w:r>
-        <w:t xml:space="preserve"> </w:t>
+        <w:t xml:space="preserve"> -&gt;  </w:t>
       </w:r>
       <w:hyperlink r:id="rId10" w:history="1">
         <w:r>
@@ -708,8 +612,6 @@
       </w:hyperlink>
       <w:r>
         <w:br/>
-      </w:r>
-      <w:r>
         <w:t xml:space="preserve">* </w:t>
       </w:r>
       <w:r>
@@ -717,18 +619,16 @@
           <w:b/>
           <w:bCs/>
         </w:rPr>
-        <w:t>Download Server / Mirror</w:t>
+        <w:t>Source Type</w:t>
       </w:r>
       <w:r>
         <w:t xml:space="preserve">: </w:t>
       </w:r>
       <w:r>
-        <w:t>https://www.youtube.com [YouTube Server]</w:t>
-      </w:r>
-      <w:r>
-        <w:br/>
-      </w:r>
-      <w:r>
+        <w:t>Downloaded</w:t>
+      </w:r>
+      <w:r>
+        <w:br/>
         <w:t xml:space="preserve">* </w:t>
       </w:r>
       <w:r>
@@ -736,110 +636,107 @@
           <w:b/>
           <w:bCs/>
         </w:rPr>
-        <w:t>Download Method</w:t>
+        <w:t>Source Nature:</w:t>
+      </w:r>
+      <w:r>
+        <w:t xml:space="preserve"> </w:t>
+      </w:r>
+      <w:r>
+        <w:t>D</w:t>
+      </w:r>
+      <w:r>
+        <w:t>igital</w:t>
+      </w:r>
+      <w:r>
+        <w:br/>
+        <w:t xml:space="preserve">* </w:t>
+      </w:r>
+      <w:r>
+        <w:rPr>
+          <w:b/>
+        </w:rPr>
+        <w:t>Storage Host</w:t>
+      </w:r>
+      <w:r>
+        <w:t>: https://www.youtube.com [YouTube Server]</w:t>
+      </w:r>
+      <w:r>
+        <w:br/>
+        <w:t xml:space="preserve">* </w:t>
+      </w:r>
+      <w:r>
+        <w:rPr>
+          <w:b/>
+        </w:rPr>
+        <w:t>Acquisition Method</w:t>
+      </w:r>
+      <w:r>
+        <w:t>: Browser Extension: IDM Integration Module (https://chromewebstore.google.com/detail/idm-integration-module/ngpampappnmepgilojfohadhhmbhlaek) [Used to download YouTube videos directly]</w:t>
+      </w:r>
+      <w:r>
+        <w:br/>
+        <w:t xml:space="preserve">* </w:t>
+      </w:r>
+      <w:r>
+        <w:rPr>
+          <w:b/>
+        </w:rPr>
+        <w:t>File Format</w:t>
+      </w:r>
+      <w:r>
+        <w:t>: .mp4</w:t>
+      </w:r>
+      <w:r>
+        <w:br/>
+        <w:t xml:space="preserve">* </w:t>
+      </w:r>
+      <w:r>
+        <w:rPr>
+          <w:b/>
+        </w:rPr>
+        <w:t>Content Quality</w:t>
+      </w:r>
+      <w:r>
+        <w:t>: 720p HD</w:t>
+      </w:r>
+      <w:r>
+        <w:br/>
+        <w:t xml:space="preserve">* </w:t>
+      </w:r>
+      <w:r>
+        <w:rPr>
+          <w:b/>
+        </w:rPr>
+        <w:t>Acquisition Date</w:t>
+      </w:r>
+      <w:r>
+        <w:t>: 10/8/2025</w:t>
+      </w:r>
+      <w:r>
+        <w:br/>
+        <w:t xml:space="preserve">* </w:t>
+      </w:r>
+      <w:r>
+        <w:rPr>
+          <w:b/>
+        </w:rPr>
+        <w:t>Storage Location</w:t>
+      </w:r>
+      <w:r>
+        <w:t>: StorageType: Cloud -&gt; Platform: GitHub -&gt; Account: topicsscience -&gt; Repository: kingdomheartsknowledge -&gt; Path: Knowledge/3-Work knowledge/1-Software Engineering/1-Testing/..</w:t>
+      </w:r>
+      <w:r>
+        <w:br/>
+        <w:t xml:space="preserve">* </w:t>
+      </w:r>
+      <w:r>
+        <w:rPr>
+          <w:b/>
+        </w:rPr>
+        <w:t>Notes</w:t>
       </w:r>
       <w:r>
         <w:t xml:space="preserve">: </w:t>
-      </w:r>
-      <w:r>
-        <w:t>Browser Extension: IDM Integration Module (https://chromewebstore.google.com/detail/idm-integration-module/ngpampappnmepgilojfohadhhmbhlaek) [Used to download YouTube videos directly]</w:t>
-      </w:r>
-      <w:r>
-        <w:br/>
-      </w:r>
-      <w:r>
-        <w:t xml:space="preserve">* </w:t>
-      </w:r>
-      <w:r>
-        <w:rPr>
-          <w:b/>
-          <w:bCs/>
-        </w:rPr>
-        <w:t>Download Format</w:t>
-      </w:r>
-      <w:r>
-        <w:t xml:space="preserve">: </w:t>
-      </w:r>
-      <w:r>
-        <w:t>.mp4</w:t>
-      </w:r>
-      <w:r>
-        <w:br/>
-        <w:t xml:space="preserve">* </w:t>
-      </w:r>
-      <w:r>
-        <w:rPr>
-          <w:b/>
-          <w:bCs/>
-        </w:rPr>
-        <w:t>Download Quality</w:t>
-      </w:r>
-      <w:r>
-        <w:t xml:space="preserve">: </w:t>
-      </w:r>
-      <w:r>
-        <w:t>720</w:t>
-      </w:r>
-      <w:r>
-        <w:t>p HD</w:t>
-      </w:r>
-      <w:r>
-        <w:br/>
-        <w:t xml:space="preserve">* </w:t>
-      </w:r>
-      <w:r>
-        <w:rPr>
-          <w:b/>
-          <w:bCs/>
-        </w:rPr>
-        <w:t>Download Date</w:t>
-      </w:r>
-      <w:r>
-        <w:t xml:space="preserve">: </w:t>
-      </w:r>
-      <w:r>
-        <w:t>10</w:t>
-      </w:r>
-      <w:r>
-        <w:t>/</w:t>
-      </w:r>
-      <w:r>
-        <w:t>8</w:t>
-      </w:r>
-      <w:r>
-        <w:t>/2025</w:t>
-      </w:r>
-      <w:r>
-        <w:br/>
-      </w:r>
-      <w:r>
-        <w:t xml:space="preserve">* </w:t>
-      </w:r>
-      <w:r>
-        <w:rPr>
-          <w:b/>
-          <w:bCs/>
-        </w:rPr>
-        <w:t>Saved Location</w:t>
-      </w:r>
-      <w:r>
-        <w:t xml:space="preserve">: </w:t>
-      </w:r>
-      <w:r>
-        <w:t>StorageType: Cloud -&gt; Platform: GitHub -&gt; Account: topicsscience -&gt; Repository: kingdomheartsknowledge -&gt; Path: Knowledge/3-Work knowledge/1-Software Engineering/1-Testing/..</w:t>
-      </w:r>
-      <w:r>
-        <w:br/>
-      </w:r>
-      <w:r>
-        <w:t xml:space="preserve">* </w:t>
-      </w:r>
-      <w:r>
-        <w:rPr>
-          <w:b/>
-          <w:bCs/>
-        </w:rPr>
-        <w:t xml:space="preserve">Notes: </w:t>
       </w:r>
     </w:p>
     <w:p/>
@@ -857,128 +754,97 @@
       </w:pPr>
       <w:r>
         <w:rPr>
-          <w:b/>
           <w:bCs/>
         </w:rPr>
-        <w:t>* Download Name</w:t>
-      </w:r>
-      <w:r>
-        <w:t xml:space="preserve">: </w:t>
-      </w:r>
-      <w:r>
-        <w:t>[</w:t>
-      </w:r>
-      <w:r>
-        <w:t>Manual Testing with Agile and JIRA - Lecture 3 - How to run Test and How report the bugs on JIRA.mp4</w:t>
-      </w:r>
-      <w:r>
-        <w:t xml:space="preserve"> -&gt; </w:t>
-      </w:r>
-      <w:r>
-        <w:t>Lecture 3 - How to run Test and How report the bugs on JIRA.mp4</w:t>
-      </w:r>
-      <w:r>
-        <w:t>] [</w:t>
-      </w:r>
-      <w:r>
-        <w:t>Manual Testing with Agile and JIRA - Lecture 3 - How to run Test and How report the bugs on JIRA</w:t>
-      </w:r>
-      <w:r>
-        <w:t>]</w:t>
-      </w:r>
-      <w:r>
-        <w:br/>
-        <w:t xml:space="preserve">* </w:t>
-      </w:r>
-      <w:r>
-        <w:rPr>
-          <w:b/>
+        <w:t>*</w:t>
+      </w:r>
+      <w:r>
+        <w:rPr>
+          <w:b/>
+        </w:rPr>
+        <w:t xml:space="preserve"> Source ID: </w:t>
+      </w:r>
+      <w:r>
+        <w:rPr>
           <w:bCs/>
         </w:rPr>
-        <w:t>Download Type</w:t>
-      </w:r>
-      <w:r>
-        <w:t xml:space="preserve">: </w:t>
-      </w:r>
-      <w:r>
-        <w:t>Video</w:t>
-      </w:r>
-      <w:r>
-        <w:br/>
-        <w:t xml:space="preserve">* </w:t>
-      </w:r>
-      <w:r>
-        <w:rPr>
-          <w:b/>
-          <w:bCs/>
-        </w:rPr>
-        <w:t>Source Type</w:t>
+        <w:t>238</w:t>
+      </w:r>
+      <w:r>
+        <w:br/>
+        <w:t xml:space="preserve">* </w:t>
+      </w:r>
+      <w:r>
+        <w:rPr>
+          <w:b/>
+        </w:rPr>
+        <w:t>Content Title</w:t>
+      </w:r>
+      <w:r>
+        <w:t>: [Manual Testing with Agile and JIRA - Lecture 3 - How to run Test and How report the bugs on JIRA.mp4 -&gt; Lecture 3 - How to run Test and How report the bugs on JIRA.mp4] [Manual Testing with Agile and JIRA - Lecture 3 - How to run Test and How report the bugs on JIRA]</w:t>
+      </w:r>
+      <w:r>
+        <w:br/>
+        <w:t xml:space="preserve">* </w:t>
+      </w:r>
+      <w:r>
+        <w:rPr>
+          <w:b/>
+        </w:rPr>
+        <w:t>Content Type</w:t>
+      </w:r>
+      <w:r>
+        <w:t>: Video</w:t>
+      </w:r>
+      <w:r>
+        <w:br/>
+        <w:t xml:space="preserve">* </w:t>
+      </w:r>
+      <w:r>
+        <w:rPr>
+          <w:b/>
+        </w:rPr>
+        <w:t>Domain</w:t>
       </w:r>
       <w:r>
         <w:t>: Educational</w:t>
       </w:r>
       <w:r>
         <w:br/>
-      </w:r>
-      <w:r>
-        <w:t xml:space="preserve">* </w:t>
-      </w:r>
-      <w:r>
-        <w:rPr>
-          <w:b/>
-          <w:bCs/>
+        <w:t xml:space="preserve">* </w:t>
+      </w:r>
+      <w:r>
+        <w:rPr>
+          <w:b/>
         </w:rPr>
         <w:t>Source Platform</w:t>
       </w:r>
       <w:r>
-        <w:t xml:space="preserve">: </w:t>
-      </w:r>
-      <w:r>
-        <w:t>Platform: YouTube (https://www.youtube.com)</w:t>
-      </w:r>
-      <w:r>
-        <w:br/>
-      </w:r>
-      <w:r>
-        <w:lastRenderedPageBreak/>
-        <w:t xml:space="preserve">* </w:t>
-      </w:r>
-      <w:r>
-        <w:rPr>
-          <w:b/>
-          <w:bCs/>
-        </w:rPr>
-        <w:t>Download Source</w:t>
-      </w:r>
-      <w:r>
-        <w:rPr>
-          <w:b/>
-          <w:bCs/>
-        </w:rPr>
+        <w:t>: Platform: YouTube (https://www.youtube.com)</w:t>
+      </w:r>
+      <w:r>
+        <w:br/>
+        <w:t xml:space="preserve">* </w:t>
+      </w:r>
+      <w:r>
+        <w:rPr>
+          <w:b/>
+        </w:rPr>
+        <w:t>Source Reference</w:t>
+      </w:r>
+      <w:r>
         <w:t xml:space="preserve">: </w:t>
       </w:r>
       <w:hyperlink r:id="rId11" w:history="1">
         <w:r>
           <w:rPr>
             <w:rStyle w:val="Hyperlink"/>
-            <w:b/>
-            <w:bCs/>
           </w:rPr>
           <w:t>https://www.youtube.com/@testingdragons7574</w:t>
         </w:r>
       </w:hyperlink>
       <w:r>
-        <w:rPr>
-          <w:b/>
-          <w:bCs/>
-        </w:rPr>
-        <w:t xml:space="preserve"> -&gt;</w:t>
-      </w:r>
-      <w:r>
-        <w:t xml:space="preserve"> </w:t>
-      </w:r>
-      <w:r>
-        <w:t xml:space="preserve"> </w:t>
+        <w:t xml:space="preserve"> -&gt;  </w:t>
       </w:r>
       <w:hyperlink r:id="rId12" w:history="1">
         <w:r>
@@ -989,143 +855,135 @@
         </w:r>
       </w:hyperlink>
       <w:r>
+        <w:br/>
+        <w:t xml:space="preserve">* </w:t>
+      </w:r>
+      <w:r>
+        <w:rPr>
+          <w:b/>
+          <w:bCs/>
+        </w:rPr>
+        <w:t>Source Type</w:t>
+      </w:r>
+      <w:r>
+        <w:t xml:space="preserve">: </w:t>
+      </w:r>
+      <w:r>
+        <w:t>Downloaded</w:t>
+      </w:r>
+      <w:r>
+        <w:br/>
+        <w:t xml:space="preserve">* </w:t>
+      </w:r>
+      <w:r>
+        <w:rPr>
+          <w:b/>
+          <w:bCs/>
+        </w:rPr>
+        <w:t>Source Nature:</w:t>
+      </w:r>
+      <w:r>
         <w:t xml:space="preserve"> </w:t>
       </w:r>
       <w:r>
-        <w:br/>
-      </w:r>
-      <w:r>
-        <w:t xml:space="preserve">* </w:t>
-      </w:r>
-      <w:r>
-        <w:rPr>
-          <w:b/>
-          <w:bCs/>
-        </w:rPr>
-        <w:t>Download Server / Mirror</w:t>
+        <w:t>D</w:t>
+      </w:r>
+      <w:r>
+        <w:t>igital</w:t>
+      </w:r>
+      <w:r>
+        <w:t xml:space="preserve"> </w:t>
+      </w:r>
+      <w:r>
+        <w:br/>
+        <w:t xml:space="preserve">* </w:t>
+      </w:r>
+      <w:r>
+        <w:rPr>
+          <w:b/>
+        </w:rPr>
+        <w:t>Storage Host</w:t>
+      </w:r>
+      <w:r>
+        <w:t>: https://www.youtube.com [YouTube Server]</w:t>
+      </w:r>
+      <w:r>
+        <w:br/>
+        <w:t xml:space="preserve">* </w:t>
+      </w:r>
+      <w:r>
+        <w:rPr>
+          <w:b/>
+        </w:rPr>
+        <w:t>Acquisition Method</w:t>
+      </w:r>
+      <w:r>
+        <w:t>: Browser Extension: IDM Integration Module (https://chromewebstore.google.com/detail/idm-integration-module/ngpampappnmepgilojfohadhhmbhlaek) [Used to download YouTube videos directly]</w:t>
+      </w:r>
+      <w:r>
+        <w:br/>
+        <w:t xml:space="preserve">* </w:t>
+      </w:r>
+      <w:r>
+        <w:rPr>
+          <w:b/>
+        </w:rPr>
+        <w:t>File Format</w:t>
+      </w:r>
+      <w:r>
+        <w:t>: .mp4</w:t>
+      </w:r>
+      <w:r>
+        <w:br/>
+        <w:t xml:space="preserve">* </w:t>
+      </w:r>
+      <w:r>
+        <w:rPr>
+          <w:b/>
+        </w:rPr>
+        <w:t>Content Quality</w:t>
+      </w:r>
+      <w:r>
+        <w:t>: 1080p HD</w:t>
+      </w:r>
+      <w:r>
+        <w:br/>
+        <w:t xml:space="preserve">* </w:t>
+      </w:r>
+      <w:r>
+        <w:rPr>
+          <w:b/>
+        </w:rPr>
+        <w:t>Acquisition Date</w:t>
+      </w:r>
+      <w:r>
+        <w:t>: 10/9/2025</w:t>
+      </w:r>
+      <w:r>
+        <w:br/>
+        <w:t xml:space="preserve">* </w:t>
+      </w:r>
+      <w:r>
+        <w:rPr>
+          <w:b/>
+        </w:rPr>
+        <w:t>Storage Location</w:t>
+      </w:r>
+      <w:r>
+        <w:t>: StorageType: Cloud -&gt; Platform: GitHub -&gt; Account: topicsscience -&gt; Repository: kingdomheartsknowledge -&gt; Path: Knowledge/3-Work knowledge/1-Software Engineering/1-Testing/..</w:t>
+      </w:r>
+      <w:r>
+        <w:br/>
+        <w:t xml:space="preserve">* </w:t>
+      </w:r>
+      <w:r>
+        <w:rPr>
+          <w:b/>
+        </w:rPr>
+        <w:t>Notes</w:t>
       </w:r>
       <w:r>
         <w:t xml:space="preserve">: </w:t>
-      </w:r>
-      <w:r>
-        <w:t>https://www.youtube.com [YouTube Server]</w:t>
-      </w:r>
-      <w:r>
-        <w:br/>
-      </w:r>
-      <w:r>
-        <w:t xml:space="preserve">* </w:t>
-      </w:r>
-      <w:r>
-        <w:rPr>
-          <w:b/>
-          <w:bCs/>
-        </w:rPr>
-        <w:t>Download Method</w:t>
-      </w:r>
-      <w:r>
-        <w:t xml:space="preserve">: </w:t>
-      </w:r>
-      <w:r>
-        <w:t>Browser Extension: IDM Integration Module (https://chromewebstore.google.com/detail/idm-integration-module/ngpampappnmepgilojfohadhhmbhlaek) [Used to download YouTube videos directly]</w:t>
-      </w:r>
-      <w:r>
-        <w:br/>
-      </w:r>
-      <w:r>
-        <w:t xml:space="preserve">* </w:t>
-      </w:r>
-      <w:r>
-        <w:rPr>
-          <w:b/>
-          <w:bCs/>
-        </w:rPr>
-        <w:t>Download Format</w:t>
-      </w:r>
-      <w:r>
-        <w:t xml:space="preserve">: </w:t>
-      </w:r>
-      <w:r>
-        <w:t>.mp4</w:t>
-      </w:r>
-      <w:r>
-        <w:br/>
-      </w:r>
-      <w:r>
-        <w:t xml:space="preserve">* </w:t>
-      </w:r>
-      <w:r>
-        <w:rPr>
-          <w:b/>
-          <w:bCs/>
-        </w:rPr>
-        <w:t>Download Quality</w:t>
-      </w:r>
-      <w:r>
-        <w:t xml:space="preserve">: </w:t>
-      </w:r>
-      <w:r>
-        <w:t>1080p HD</w:t>
-      </w:r>
-      <w:r>
-        <w:br/>
-      </w:r>
-      <w:r>
-        <w:t xml:space="preserve">* </w:t>
-      </w:r>
-      <w:r>
-        <w:rPr>
-          <w:b/>
-          <w:bCs/>
-        </w:rPr>
-        <w:t>Download Date</w:t>
-      </w:r>
-      <w:r>
-        <w:t xml:space="preserve">: </w:t>
-      </w:r>
-      <w:r>
-        <w:t>10</w:t>
-      </w:r>
-      <w:r>
-        <w:t>/</w:t>
-      </w:r>
-      <w:r>
-        <w:t>9</w:t>
-      </w:r>
-      <w:r>
-        <w:t>/2025</w:t>
-      </w:r>
-      <w:r>
-        <w:br/>
-      </w:r>
-      <w:r>
-        <w:t xml:space="preserve">* </w:t>
-      </w:r>
-      <w:r>
-        <w:rPr>
-          <w:b/>
-          <w:bCs/>
-        </w:rPr>
-        <w:t>Saved Location</w:t>
-      </w:r>
-      <w:r>
-        <w:t xml:space="preserve">: </w:t>
-      </w:r>
-      <w:r>
-        <w:t>StorageType: Cloud -&gt; Platform: GitHub -&gt; Account: topicsscience -&gt; Repository: kingdomheartsknowledge -&gt; Path: Knowledge/3-Work knowledge/1-Software Engineering/1-Testing/..</w:t>
-      </w:r>
-      <w:r>
-        <w:br/>
-      </w:r>
-      <w:r>
-        <w:t xml:space="preserve">* </w:t>
-      </w:r>
-      <w:r>
-        <w:rPr>
-          <w:b/>
-          <w:bCs/>
-        </w:rPr>
-        <w:t xml:space="preserve">Notes: </w:t>
       </w:r>
     </w:p>
     <w:p/>
@@ -1141,62 +999,57 @@
       </w:pPr>
       <w:r>
         <w:rPr>
-          <w:b/>
           <w:bCs/>
         </w:rPr>
-        <w:t>* Download Name</w:t>
-      </w:r>
-      <w:r>
-        <w:t xml:space="preserve">: </w:t>
-      </w:r>
-      <w:r>
-        <w:t>[</w:t>
-      </w:r>
-      <w:r>
-        <w:t>Manual Testing with Agile and JIRA - Lecture 4 -Jira structure and objects.mp4</w:t>
-      </w:r>
-      <w:r>
-        <w:t xml:space="preserve"> -&gt; </w:t>
-      </w:r>
-      <w:r>
-        <w:t>Lecture 4 -Jira structure and objects.mp4</w:t>
-      </w:r>
-      <w:r>
-        <w:t>] [</w:t>
-      </w:r>
-      <w:r>
-        <w:t>Manual Testing with Agile and JIRA - Lecture 4 -Jira structure and objects</w:t>
-      </w:r>
-      <w:r>
-        <w:t>]</w:t>
-      </w:r>
-      <w:r>
-        <w:br/>
-        <w:t xml:space="preserve">* </w:t>
-      </w:r>
-      <w:r>
-        <w:rPr>
-          <w:b/>
+        <w:t>*</w:t>
+      </w:r>
+      <w:r>
+        <w:rPr>
+          <w:b/>
+        </w:rPr>
+        <w:t xml:space="preserve"> Source ID: </w:t>
+      </w:r>
+      <w:r>
+        <w:rPr>
           <w:bCs/>
         </w:rPr>
-        <w:t>Download Type</w:t>
-      </w:r>
-      <w:r>
-        <w:t xml:space="preserve">: </w:t>
-      </w:r>
-      <w:r>
-        <w:t>Video</w:t>
-      </w:r>
-      <w:r>
-        <w:br/>
-        <w:t xml:space="preserve">* </w:t>
-      </w:r>
-      <w:r>
-        <w:rPr>
-          <w:b/>
-          <w:bCs/>
-        </w:rPr>
-        <w:t>Source Type</w:t>
+        <w:t>239</w:t>
+      </w:r>
+      <w:r>
+        <w:br/>
+        <w:t xml:space="preserve">* </w:t>
+      </w:r>
+      <w:r>
+        <w:rPr>
+          <w:b/>
+        </w:rPr>
+        <w:t>Content Title</w:t>
+      </w:r>
+      <w:r>
+        <w:t>: [Manual Testing with Agile and JIRA - Lecture 4 -Jira structure and objects.mp4 -&gt; Lecture 4 -Jira structure and objects.mp4] [Manual Testing with Agile and JIRA - Lecture 4 -Jira structure and objects]</w:t>
+      </w:r>
+      <w:r>
+        <w:br/>
+        <w:t xml:space="preserve">* </w:t>
+      </w:r>
+      <w:r>
+        <w:rPr>
+          <w:b/>
+        </w:rPr>
+        <w:t>Content Type</w:t>
+      </w:r>
+      <w:r>
+        <w:t>: Video</w:t>
+      </w:r>
+      <w:r>
+        <w:br/>
+        <w:t xml:space="preserve">* </w:t>
+      </w:r>
+      <w:r>
+        <w:rPr>
+          <w:b/>
+        </w:rPr>
+        <w:t>Domain</w:t>
       </w:r>
       <w:r>
         <w:t>: Educational</w:t>
@@ -1205,58 +1058,41 @@
         <w:br/>
       </w:r>
       <w:r>
-        <w:t xml:space="preserve">* </w:t>
-      </w:r>
-      <w:r>
-        <w:rPr>
-          <w:b/>
-          <w:bCs/>
+        <w:lastRenderedPageBreak/>
+        <w:t xml:space="preserve">* </w:t>
+      </w:r>
+      <w:r>
+        <w:rPr>
+          <w:b/>
         </w:rPr>
         <w:t>Source Platform</w:t>
       </w:r>
       <w:r>
-        <w:t xml:space="preserve">: </w:t>
-      </w:r>
-      <w:r>
-        <w:t>Platform: YouTube (https://www.youtube.com)</w:t>
-      </w:r>
-      <w:r>
-        <w:br/>
-        <w:t xml:space="preserve">* </w:t>
-      </w:r>
-      <w:r>
-        <w:rPr>
-          <w:b/>
-          <w:bCs/>
-        </w:rPr>
-        <w:t>Download Source</w:t>
-      </w:r>
-      <w:r>
-        <w:rPr>
-          <w:b/>
-          <w:bCs/>
-        </w:rPr>
+        <w:t>: Platform: YouTube (https://www.youtube.com)</w:t>
+      </w:r>
+      <w:r>
+        <w:br/>
+        <w:t xml:space="preserve">* </w:t>
+      </w:r>
+      <w:r>
+        <w:rPr>
+          <w:b/>
+        </w:rPr>
+        <w:t>Source Reference</w:t>
+      </w:r>
+      <w:r>
         <w:t xml:space="preserve">: </w:t>
       </w:r>
       <w:hyperlink r:id="rId13" w:history="1">
         <w:r>
           <w:rPr>
             <w:rStyle w:val="Hyperlink"/>
-            <w:b/>
-            <w:bCs/>
           </w:rPr>
           <w:t>https://www.youtube.com/@testingdragons7574</w:t>
         </w:r>
       </w:hyperlink>
       <w:r>
-        <w:rPr>
-          <w:b/>
-          <w:bCs/>
-        </w:rPr>
-        <w:t xml:space="preserve"> -&gt;</w:t>
-      </w:r>
-      <w:r>
-        <w:t xml:space="preserve"> </w:t>
+        <w:t xml:space="preserve"> -&gt; </w:t>
       </w:r>
       <w:hyperlink r:id="rId14" w:history="1">
         <w:r>
@@ -1268,8 +1104,6 @@
       </w:hyperlink>
       <w:r>
         <w:br/>
-      </w:r>
-      <w:r>
         <w:t xml:space="preserve">* </w:t>
       </w:r>
       <w:r>
@@ -1277,18 +1111,16 @@
           <w:b/>
           <w:bCs/>
         </w:rPr>
-        <w:t>Download Server / Mirror</w:t>
+        <w:t>Source Type</w:t>
       </w:r>
       <w:r>
         <w:t xml:space="preserve">: </w:t>
       </w:r>
       <w:r>
-        <w:t>https://www.youtube.com [YouTube Server]</w:t>
-      </w:r>
-      <w:r>
-        <w:br/>
-      </w:r>
-      <w:r>
+        <w:t>Downloaded</w:t>
+      </w:r>
+      <w:r>
+        <w:br/>
         <w:t xml:space="preserve">* </w:t>
       </w:r>
       <w:r>
@@ -1296,98 +1128,94 @@
           <w:b/>
           <w:bCs/>
         </w:rPr>
-        <w:t>Download Method</w:t>
-      </w:r>
-      <w:r>
-        <w:t xml:space="preserve">: </w:t>
-      </w:r>
-      <w:r>
-        <w:t>Browser Extension: IDM Integration Module (https://chromewebstore.google.com/detail/idm-integration-module/ngpampappnmepgilojfohadhhmbhlaek) [Used to download YouTube videos directly]</w:t>
-      </w:r>
-      <w:r>
-        <w:br/>
-      </w:r>
-      <w:r>
-        <w:t xml:space="preserve">* </w:t>
-      </w:r>
-      <w:r>
-        <w:rPr>
-          <w:b/>
-          <w:bCs/>
-        </w:rPr>
-        <w:t>Download Format</w:t>
-      </w:r>
-      <w:r>
-        <w:t xml:space="preserve">: </w:t>
-      </w:r>
-      <w:r>
-        <w:t>.mp4</w:t>
-      </w:r>
-      <w:r>
-        <w:br/>
-        <w:t xml:space="preserve">* </w:t>
-      </w:r>
-      <w:r>
-        <w:rPr>
-          <w:b/>
-          <w:bCs/>
-        </w:rPr>
-        <w:t>Download Quality</w:t>
-      </w:r>
-      <w:r>
-        <w:t xml:space="preserve">: </w:t>
-      </w:r>
-      <w:r>
-        <w:t>1080p HD</w:t>
-      </w:r>
-      <w:r>
-        <w:br/>
-        <w:t xml:space="preserve">* </w:t>
-      </w:r>
-      <w:r>
-        <w:rPr>
-          <w:b/>
-          <w:bCs/>
-        </w:rPr>
-        <w:t>Download Date</w:t>
-      </w:r>
-      <w:r>
-        <w:t xml:space="preserve">: </w:t>
-      </w:r>
-      <w:r>
-        <w:t>10</w:t>
-      </w:r>
-      <w:r>
-        <w:t>/</w:t>
-      </w:r>
-      <w:r>
-        <w:t>9</w:t>
-      </w:r>
-      <w:r>
-        <w:t>/2025</w:t>
-      </w:r>
-      <w:r>
-        <w:br/>
-      </w:r>
-      <w:r>
-        <w:t xml:space="preserve">* </w:t>
-      </w:r>
-      <w:r>
-        <w:rPr>
-          <w:b/>
-          <w:bCs/>
-        </w:rPr>
-        <w:t>Saved Location</w:t>
-      </w:r>
-      <w:r>
-        <w:t xml:space="preserve">: </w:t>
-      </w:r>
-      <w:r>
-        <w:t xml:space="preserve">StorageType: Cloud -&gt; Platform: GitHub -&gt; Account: topicsscience -&gt; </w:t>
-      </w:r>
-      <w:r>
-        <w:lastRenderedPageBreak/>
-        <w:t>Repository: kingdomheartsknowledge -&gt; Path: Knowledge/3-Work knowledge/1-Software Engineering/1-Testing/..</w:t>
+        <w:t>Source Nature:</w:t>
+      </w:r>
+      <w:r>
+        <w:t xml:space="preserve"> </w:t>
+      </w:r>
+      <w:r>
+        <w:t>D</w:t>
+      </w:r>
+      <w:r>
+        <w:t>igital</w:t>
+      </w:r>
+      <w:r>
+        <w:br/>
+        <w:t xml:space="preserve">* </w:t>
+      </w:r>
+      <w:r>
+        <w:rPr>
+          <w:b/>
+        </w:rPr>
+        <w:t>Storage Host</w:t>
+      </w:r>
+      <w:r>
+        <w:t>: https://www.youtube.com [YouTube Server]</w:t>
+      </w:r>
+      <w:r>
+        <w:br/>
+        <w:t xml:space="preserve">* </w:t>
+      </w:r>
+      <w:r>
+        <w:rPr>
+          <w:b/>
+        </w:rPr>
+        <w:t>Acquisition Method</w:t>
+      </w:r>
+      <w:r>
+        <w:t>: Browser Extension: IDM Integration Module (https://chromewebstore.google.com/detail/idm-integration-module/ngpampappnmepgilojfohadhhmbhlaek) [Used to download YouTube videos directly]</w:t>
+      </w:r>
+      <w:r>
+        <w:br/>
+        <w:t xml:space="preserve">* </w:t>
+      </w:r>
+      <w:r>
+        <w:rPr>
+          <w:b/>
+        </w:rPr>
+        <w:t>File Format</w:t>
+      </w:r>
+      <w:r>
+        <w:t>: .mp4</w:t>
+      </w:r>
+      <w:r>
+        <w:br/>
+        <w:t xml:space="preserve">* </w:t>
+      </w:r>
+      <w:r>
+        <w:rPr>
+          <w:b/>
+        </w:rPr>
+        <w:t>Content Quality</w:t>
+      </w:r>
+      <w:r>
+        <w:t>: 1080p HD</w:t>
+      </w:r>
+      <w:r>
+        <w:br/>
+        <w:t xml:space="preserve">* </w:t>
+      </w:r>
+      <w:r>
+        <w:rPr>
+          <w:b/>
+        </w:rPr>
+        <w:t>Acquisition Date</w:t>
+      </w:r>
+      <w:r>
+        <w:t>: 10/9/2025</w:t>
+      </w:r>
+      <w:r>
+        <w:br/>
+        <w:t xml:space="preserve">* </w:t>
+      </w:r>
+      <w:r>
+        <w:rPr>
+          <w:b/>
+        </w:rPr>
+        <w:t>Storage Location</w:t>
+      </w:r>
+      <w:r>
+        <w:t>: StorageType: Cloud -&gt; Platform: GitHub -&gt; Account: topicsscience -&gt; Repository: kingdomheartsknowledge -&gt; Path: Knowledge/3-Work knowledge/1-Software Engineering/1-Testing/..</w:t>
       </w:r>
     </w:p>
     <w:p>
@@ -1404,9 +1232,11 @@
       <w:r>
         <w:rPr>
           <w:b/>
-          <w:bCs/>
-        </w:rPr>
-        <w:t xml:space="preserve">Notes: </w:t>
+        </w:rPr>
+        <w:t>Notes</w:t>
+      </w:r>
+      <w:r>
+        <w:t xml:space="preserve">: </w:t>
       </w:r>
     </w:p>
     <w:p/>
@@ -2057,6 +1887,7 @@
   <w:style w:type="paragraph" w:default="1" w:styleId="Normal">
     <w:name w:val="Normal"/>
     <w:qFormat/>
+    <w:rsid w:val="00C96A59"/>
   </w:style>
   <w:style w:type="paragraph" w:styleId="Heading1">
     <w:name w:val="heading 1"/>
